--- a/compliance/18_Trust_Page_Phase1_LAUNCH.docx
+++ b/compliance/18_Trust_Page_Phase1_LAUNCH.docx
@@ -251,7 +251,7 @@
           <w:rFonts w:ascii="Arial" w:hAnsi="Arial"/>
           <w:sz w:val="21"/>
         </w:rPr>
-        <w:t xml:space="preserve">Resolve the </w:t>
+        <w:t xml:space="preserve">Entity is </w:t>
       </w:r>
       <w:r>
         <w:rPr>
@@ -259,14 +259,14 @@
           <w:b/>
           <w:sz w:val="21"/>
         </w:rPr>
-        <w:t>PBC-vs-LLC</w:t>
+        <w:t>Cohort Logic, LLC</w:t>
       </w:r>
       <w:r>
         <w:rPr>
           <w:rFonts w:ascii="Arial" w:hAnsi="Arial"/>
           <w:sz w:val="21"/>
         </w:rPr>
-        <w:t xml:space="preserve"> entity label and wire the dead footer </w:t>
+        <w:t xml:space="preserve"> — the footers currently say "PBC" (wrong); fix to "LLC" and wire the dead footer </w:t>
       </w:r>
       <w:r>
         <w:rPr>
@@ -2115,7 +2115,7 @@
           <w:rFonts w:ascii="Arial" w:hAnsi="Arial"/>
           <w:sz w:val="21"/>
         </w:rPr>
-        <w:t>[ ] Resolve PBC-vs-LLC; wire the dead Terms/DPA footer links.</w:t>
+        <w:t>[ ] Change footers "Cohort Logic, PBC" → "Cohort Logic, LLC" (10 pages); wire the dead Terms/DPA footer links.</w:t>
       </w:r>
     </w:p>
     <w:p>
